--- a/ML_bike_stage2/Stage2_Report_Draft.docx
+++ b/ML_bike_stage2/Stage2_Report_Draft.docx
@@ -63,7 +63,7 @@
         <w:spacing w:after="120" w:before="0"/>
       </w:pPr>
       <w:r>
-        <w:t xml:space="preserve">Each year, hundreds of thousands of people rent shared city bikes across Helsinki and Espoo. Before setting off, a rider has no simple way to estimate how long the trip to their destination will take — information that could help them decide whether cycling is a reasonable choice given the time and the weather. This project uses machine learning to predict the duration of a city bike trip before it starts. Section 2 formulates the problem and describes the data. Section 3 explains the preprocessing, feature selection, models, loss functions and data split. Section 4 compares the training, validation and test errors of the methods, and Section 5 discusses the results and their limitations.</w:t>
+        <w:t xml:space="preserve">Shared city bikes are popular in Helsinki and Espoo, but riders cannot easily tell in advance how long a trip will take. A good estimate would help people decide whether to cycle, for example in bad weather or at a busy time of day. This project predicts how long a city bike trip will take before it starts. Section 2 defines the problem and the data, Section 3 describes our methods, Section 4 presents the results, and Section 5 summarises what we learned.</w:t>
       </w:r>
     </w:p>
     <w:p>
@@ -79,7 +79,7 @@
         <w:spacing w:after="120" w:before="0"/>
       </w:pPr>
       <w:r>
-        <w:t xml:space="preserve">We treat the application as a supervised regression problem. Each data point represents one completed trip in the Helsinki/Espoo city bike system. The label is the trip's duration in minutes, a continuous, strictly positive quantity taken from the trip record. Because durations are heavily right-skewed, our models predict its logarithm and convert predictions back to minutes. Each trip is described by the seven features in Table 1.</w:t>
+        <w:t xml:space="preserve">This is a supervised regression problem. Each data point is one completed bike trip, and the label is the trip's duration in minutes. Each trip is described by seven features (Table 1): its route, when it starts, and the weather that day.</w:t>
       </w:r>
     </w:p>
     <w:p>
@@ -279,7 +279,7 @@
                 <w:sz w:val="19"/>
                 <w:szCs w:val="19"/>
               </w:rPr>
-              <w:t xml:space="preserve">Typical distance (m) between the start and end station, learned from earlier trips</w:t>
+              <w:t xml:space="preserve">Typical distance (m) between the start and end station, from past trips</w:t>
             </w:r>
           </w:p>
         </w:tc>
@@ -611,7 +611,7 @@
                 <w:sz w:val="19"/>
                 <w:szCs w:val="19"/>
               </w:rPr>
-              <w:t xml:space="preserve">Month of the operating season (Apr-Oct)</w:t>
+              <w:t xml:space="preserve">Month of the season (Apr-Oct)</w:t>
             </w:r>
           </w:p>
         </w:tc>
@@ -642,7 +642,7 @@
                 <w:sz w:val="19"/>
                 <w:szCs w:val="19"/>
               </w:rPr>
-              <w:t xml:space="preserve">Mean temperature</w:t>
+              <w:t xml:space="preserve">Temperature</w:t>
             </w:r>
           </w:p>
         </w:tc>
@@ -788,27 +788,7 @@
         <w:spacing w:after="120" w:before="100"/>
       </w:pPr>
       <w:r>
-        <w:t xml:space="preserve">The problem is the same as in Stage 1, but the feature set has changed. Stage 1 excluded distance so that the model could not "cheat". That argument conflated two quantities: the distance </w:t>
-      </w:r>
-      <w:r>
-        <w:rPr>
-          <w:i/>
-          <w:iCs/>
-        </w:rPr>
-        <w:t xml:space="preserve">recorded</w:t>
-      </w:r>
-      <w:r>
-        <w:t xml:space="preserve"> for a trip is only known after the ride and remains excluded, whereas the </w:t>
-      </w:r>
-      <w:r>
-        <w:rPr>
-          <w:i/>
-          <w:iCs/>
-        </w:rPr>
-        <w:t xml:space="preserve">route</w:t>
-      </w:r>
-      <w:r>
-        <w:t xml:space="preserve"> — the pair of stations — is known before departure, and our problem statement assumes the rider knows their destination. Stage 2 therefore adds the typical length of the route, computed only from other, earlier trips (Section 3.2).</w:t>
+        <w:t xml:space="preserve">The problem is the same as in Stage 1, but we added the route. In Stage 1 we left out distance entirely, so that the model could not see the answer. On reflection, that mixed up two different things. The distance a trip actually covered is only known after the ride, so we still leave it out. But riders know where they are going before they start, so the typical length of their route is fair to use.</w:t>
       </w:r>
     </w:p>
     <w:p>
@@ -816,7 +796,7 @@
         <w:spacing w:after="120" w:before="0"/>
       </w:pPr>
       <w:r>
-        <w:t xml:space="preserve">The trip data comes from HSL's (Helsinki Region Transport) open Origin-Destination dataset [1]. Weather data comes from the Finnish Meteorological Institute's open data for the Kaisaniemi station in Helsinki [2], and is joined to each trip by date. Both are licensed CC BY 4.0.</w:t>
+        <w:t xml:space="preserve">The trip data comes from HSL's open dataset of city bike trips [1]. The weather data comes from the Finnish Meteorological Institute's open data for the Kaisaniemi station in Helsinki [2], and is matched to each trip by date.</w:t>
       </w:r>
     </w:p>
     <w:p>
@@ -832,7 +812,7 @@
         <w:pStyle w:val="Heading2"/>
       </w:pPr>
       <w:r>
-        <w:t xml:space="preserve">3.1 Dataset and preprocessing</w:t>
+        <w:t xml:space="preserve">3.1 Data and preprocessing</w:t>
       </w:r>
     </w:p>
     <w:p>
@@ -840,17 +820,17 @@
         <w:spacing w:after="120" w:before="0"/>
       </w:pPr>
       <w:r>
-        <w:t xml:space="preserve">The dataset covers every trip of the April-October seasons 2022-2025: 28 monthly files with 10,121,026 trips, each recording the departure time, start and end station, distance and duration. We removed rows with missing values, 274,378 "false starts" shorter than 10 seconds or 10 metres (a bike undocked and immediately re-docked), and 1,264 movements to HSL's workshop and test stations. This leaves </w:t>
+        <w:t xml:space="preserve">We use all trips from the April-October seasons of 2022-2025, about 10 million in total. We removed incomplete rows, "false starts" shorter than 10 seconds or 10 metres (a bike taken out and put straight back), and bikes moved to HSL's workshop or test stations. This leaves </w:t>
       </w:r>
       <w:r>
         <w:rPr>
           <w:b/>
           <w:bCs/>
         </w:rPr>
-        <w:t xml:space="preserve">9,837,352 data points</w:t>
-      </w:r>
-      <w:r>
-        <w:t xml:space="preserve"> (97.2%), covering 463 stations and 110,389 distinct routes. We keep very long trips, which are mostly rentals that were never ended (the longest lasts over 4,600 hours), because removing them would need an arbitrary cut-off; Section 3.4 handles them through the loss instead.</w:t>
+        <w:t xml:space="preserve">9,837,352 trips</w:t>
+      </w:r>
+      <w:r>
+        <w:t xml:space="preserve">. We kept very long trips, most of which are bikes that were never properly returned, because there is no natural cut-off for removing them. Section 3.4 explains how we handle them instead.</w:t>
       </w:r>
     </w:p>
     <w:p>
@@ -866,7 +846,7 @@
         <w:spacing w:after="120" w:before="0"/>
       </w:pPr>
       <w:r>
-        <w:t xml:space="preserve">We selected features using domain knowledge and visualisation. We assumed that duration depends on three factors: the trip's length, the time (through congestion or the kind of trip) and the weather (bad weather slowing riders down). Since duration is distance divided by speed, we plotted median speed and median distance against each candidate factor, using the recorded distance for this exploration only. Length dominated: log distance varies almost six times as much as log speed (variance 0.536 vs 0.093). Time acted through the purpose of the trip rather than congestion: on weekdays, the morning rush is the fastest period of the day (12.6 km/h, against 11.6 km/h at midday). Rain did not slow riders: on days with over 10 mm of rain, median speed was 1.6% higher and distance 7.7% lower than on dry days, which corrects an assumption in our Stage 1 report. We therefore kept the five Stage 1 calendar and weather features, so that their effects could be tested, and added two route features.</w:t>
+        <w:t xml:space="preserve">We started from three assumptions: longer trips take longer, the time of day affects speed (through traffic or the kind of trip), and bad weather slows riders down. Since duration is distance divided by speed, we plotted the typical speed and the typical distance against each factor. Distance varied far more than speed, so trip length is the main thing to capture. Speed changed somewhat with the time of day: riders were fastest in the morning, when many of them are commuting, and slower in the afternoon. This suggests that the purpose of the trip matters more than traffic. Rain did not slow riders down, contrary to our Stage 1 assumption; on rainy days, people simply made shorter trips. We kept the Stage 1 time and weather features so that we could test their effect, and added two route features.</w:t>
       </w:r>
     </w:p>
     <w:p>
@@ -881,7 +861,7 @@
         <w:t xml:space="preserve">Route length</w:t>
       </w:r>
       <w:r>
-        <w:t xml:space="preserve"> is the median recorded distance of other trips between the same two stations — information a journey planner has in advance. So that no trip contributes to its own value, training trips are cross-fitted (2022 trips use 2023 data and vice versa); validation trips use 2022-2023, and test trips 2022-2024. Routes with fewer than three earlier trips fall back to the departure station's median. The </w:t>
+        <w:t xml:space="preserve"> is the median distance covered by other trips between the same two stations. To avoid leaking information, it is only computed from other seasons: 2022 training trips use 2023 trips and vice versa, validation trips use 2022-2023, and test trips use 2022-2024. Routes with fewer than three past trips use the median for their starting station instead. The </w:t>
       </w:r>
       <w:r>
         <w:rPr>
@@ -891,7 +871,7 @@
         <w:t xml:space="preserve">round-trip</w:t>
       </w:r>
       <w:r>
-        <w:t xml:space="preserve"> flag marks the 3.2% of trips that return to their starting station, which are mostly leisure loops.</w:t>
+        <w:t xml:space="preserve"> flag marks trips that end where they started, which are mostly leisure rides.</w:t>
       </w:r>
     </w:p>
     <w:p>
@@ -899,7 +879,7 @@
         <w:pStyle w:val="Heading2"/>
       </w:pPr>
       <w:r>
-        <w:t xml:space="preserve">3.3 Models (hypothesis spaces)</w:t>
+        <w:t xml:space="preserve">3.3 Models</w:t>
       </w:r>
     </w:p>
     <w:p>
@@ -907,27 +887,65 @@
         <w:spacing w:after="120" w:before="0"/>
       </w:pPr>
       <w:r>
-        <w:t xml:space="preserve">We compare two hypothesis spaces [3]. The first is </w:t>
-      </w:r>
+        <w:t xml:space="preserve">We compare two hypothesis spaces covered in the course [3]:</w:t>
+      </w:r>
+    </w:p>
+    <w:p>
+      <w:pPr>
+        <w:pStyle w:val="ListParagraph"/>
+        <w:numPr>
+          <w:ilvl w:val="0"/>
+          <w:numId w:val="2"/>
+        </w:numPr>
+        <w:spacing w:after="60"/>
+      </w:pPr>
       <w:r>
         <w:rPr>
           <w:b/>
           <w:bCs/>
         </w:rPr>
-        <w:t xml:space="preserve">linear predictors</w:t>
-      </w:r>
-      <w:r>
-        <w:t xml:space="preserve">: linear regression on log(duration), with one-hot encoded weekday, hour and month and standardised numeric features. Because both the label and route length are logged, the model expresses duration as a power of route length, scaled by percentage effects of time and weather. This is a direct form of our "distance divided by speed" hypothesis, which the visualisation supported. The second is </w:t>
-      </w:r>
+        <w:t xml:space="preserve">Linear regression.</w:t>
+      </w:r>
+      <w:r>
+        <w:t xml:space="preserve"> We predict the logarithm of duration from the logarithm of route length and the other features. This matches the idea that duration is distance divided by speed, where time and weather make riders a few percent faster or slower.</w:t>
+      </w:r>
+    </w:p>
+    <w:p>
+      <w:pPr>
+        <w:pStyle w:val="ListParagraph"/>
+        <w:numPr>
+          <w:ilvl w:val="0"/>
+          <w:numId w:val="2"/>
+        </w:numPr>
+        <w:spacing w:after="60"/>
+      </w:pPr>
       <w:r>
         <w:rPr>
           <w:b/>
           <w:bCs/>
         </w:rPr>
-        <w:t xml:space="preserve">gradient-boosted regression trees</w:t>
-      </w:r>
-      <w:r>
-        <w:t xml:space="preserve"> [5], a non-linear hypothesis space that can capture interactions the linear model cannot, such as rain mattering more on long routes. Two reference predictors without learning anchor the results: the training median, and a physics baseline that multiplies route length by one typical pace (5.23 min/km, i.e. 11.5 km/h).</w:t>
+        <w:t xml:space="preserve">Gradient-boosted regression trees</w:t>
+      </w:r>
+      <w:r>
+        <w:t xml:space="preserve"> [5]. Trees can capture interactions that a linear model cannot, for example rain mattering more on long trips. We include them to check whether such interactions exist.</w:t>
+      </w:r>
+    </w:p>
+    <w:p>
+      <w:pPr>
+        <w:spacing w:after="120" w:before="60"/>
+      </w:pPr>
+      <w:r>
+        <w:t xml:space="preserve">To see how much the models actually learn, we compare them with two simple baselines: always predicting the median duration, and a </w:t>
+      </w:r>
+      <w:r>
+        <w:rPr>
+          <w:b/>
+          <w:bCs/>
+        </w:rPr>
+        <w:t xml:space="preserve">physics baseline</w:t>
+      </w:r>
+      <w:r>
+        <w:t xml:space="preserve"> that divides route length by one typical speed (11.5 km/h, estimated from the training data).</w:t>
       </w:r>
     </w:p>
     <w:p>
@@ -943,7 +961,17 @@
         <w:spacing w:after="120" w:before="0"/>
       </w:pPr>
       <w:r>
-        <w:t xml:space="preserve">Trip durations contain extreme outliers: trips over five hours are 0.29% of the data but contribute 99.6% of the squared error around the mean, so a model trained with squared error would mostly fit forgotten rentals. We counter this in two complementary ways. First, we fit log(duration), which reduces the share of these trips in the squared error to 9.0%. Second, we train the linear model with both the </w:t>
+        <w:t xml:space="preserve">A small number of trips last hours or even days, mostly bikes that were never returned. With the usual squared error loss, these few trips would dominate training: trips longer than five hours are only 0.3% of the data, but they make up almost all of the squared error. We handle this in two ways. First, we predict the logarithm of the duration, which shrinks these extreme values. Second, we train the linear model with the </w:t>
+      </w:r>
+      <w:r>
+        <w:rPr>
+          <w:b/>
+          <w:bCs/>
+        </w:rPr>
+        <w:t xml:space="preserve">Huber loss</w:t>
+      </w:r>
+      <w:r>
+        <w:t xml:space="preserve"> [4] (ε = 1.35). It treats small errors like the squared error, but large errors only linearly, so a few extreme trips cannot pull the model too far. To check whether this matters, we also train the same linear model with the </w:t>
       </w:r>
       <w:r>
         <w:rPr>
@@ -953,17 +981,7 @@
         <w:t xml:space="preserve">squared error</w:t>
       </w:r>
       <w:r>
-        <w:t xml:space="preserve"> and the </w:t>
-      </w:r>
-      <w:r>
-        <w:rPr>
-          <w:b/>
-          <w:bCs/>
-        </w:rPr>
-        <w:t xml:space="preserve">Huber loss</w:t>
-      </w:r>
-      <w:r>
-        <w:t xml:space="preserve"> [4] (ε = 1.35). The Huber loss is quadratic for small residuals and linear for large ones, so it bounds the influence of the outliers that remain; fitting both losses on the same hypothesis space isolates the effect of the loss. The trees use the </w:t>
+        <w:t xml:space="preserve">. For the trees we use the </w:t>
       </w:r>
       <w:r>
         <w:rPr>
@@ -973,7 +991,7 @@
         <w:t xml:space="preserve">absolute error</w:t>
       </w:r>
       <w:r>
-        <w:t xml:space="preserve">, a robust loss available in the implementation we used, which offers no Huber option. Our three ML methods are therefore linear regression with squared error, linear regression with the Huber loss, and boosted trees with absolute error.</w:t>
+        <w:t xml:space="preserve">, which is also robust to outliers; the library we used does not offer the Huber loss for trees.</w:t>
       </w:r>
     </w:p>
     <w:p>
@@ -981,7 +999,7 @@
         <w:spacing w:after="120" w:before="0"/>
       </w:pPr>
       <w:r>
-        <w:t xml:space="preserve">To evaluate predictions we use, in minutes, the mean absolute error (MAE), the median absolute error (MedAE, the error on a typical trip) and the share of trips predicted within two minutes, the most relevant measure for a rider. We do not evaluate with the squared error, which mainly measures forgotten rentals.</w:t>
+        <w:t xml:space="preserve">This gives three methods: linear regression with squared error, linear regression with Huber loss, and trees with absolute error. We evaluate them in minutes, using the mean absolute error (MAE), the median absolute error (MedAE, the error on a typical trip) and the share of trips predicted within two minutes.</w:t>
       </w:r>
     </w:p>
     <w:p>
@@ -997,37 +1015,7 @@
         <w:spacing w:after="120" w:before="0"/>
       </w:pPr>
       <w:r>
-        <w:t xml:space="preserve">We split by season rather than at random, because the model must generalise to future seasons: a random split would put trips from the same day, which share weather and events, in both sets and give an optimistic estimate. The </w:t>
-      </w:r>
-      <w:r>
-        <w:rPr>
-          <w:b/>
-          <w:bCs/>
-        </w:rPr>
-        <w:t xml:space="preserve">training set</w:t>
-      </w:r>
-      <w:r>
-        <w:t xml:space="preserve"> is the 2022-2023 seasons (4,876,755 trips). All methods are fitted on the same random sample of 400,000 of them, because the Huber solver is slow on millions of rows. The </w:t>
-      </w:r>
-      <w:r>
-        <w:rPr>
-          <w:b/>
-          <w:bCs/>
-        </w:rPr>
-        <w:t xml:space="preserve">validation set</w:t>
-      </w:r>
-      <w:r>
-        <w:t xml:space="preserve"> is the 2024 season (2,508,741 trips) and the </w:t>
-      </w:r>
-      <w:r>
-        <w:rPr>
-          <w:b/>
-          <w:bCs/>
-        </w:rPr>
-        <w:t xml:space="preserve">test set</w:t>
-      </w:r>
-      <w:r>
-        <w:t xml:space="preserve"> the 2025 season (2,451,856 trips). Before seeing any results, we fixed the selection rule: the method with the lowest validation MAE is chosen, then retrained on 2022-2024 and evaluated once on the test set. To judge whether differences are real, we compute 95% confidence intervals for paired differences with a bootstrap that resamples whole days [6], since trips on the same day are not independent.</w:t>
+        <w:t xml:space="preserve">We split the data by season: 2022-2023 for training (4,876,755 trips), 2024 for validation (2,508,741 trips) and 2025 for testing (2,451,856 trips). This mimics real use, where the model predicts trips in a future season. A random split would put trips from the same days into both training and validation, which would make the results look better than they are. To keep training fast, every model is fitted on the same random sample of 400,000 training trips. We decided in advance to choose the method with the lowest validation MAE, retrain it on 2022-2024, and evaluate it once on the test set. Because the differences between methods are small, we also compute 95% confidence intervals for them by resampling whole days [6].</w:t>
       </w:r>
     </w:p>
     <w:p>
@@ -1043,7 +1031,7 @@
         <w:pStyle w:val="Heading2"/>
       </w:pPr>
       <w:r>
-        <w:t xml:space="preserve">4.1 Training and validation errors, and choice of method</w:t>
+        <w:t xml:space="preserve">4.1 Comparing the methods</w:t>
       </w:r>
     </w:p>
     <w:p>
@@ -1109,7 +1097,7 @@
                 <w:sz w:val="19"/>
                 <w:szCs w:val="19"/>
               </w:rPr>
-              <w:t xml:space="preserve">Predictor</w:t>
+              <w:t xml:space="preserve">Method</w:t>
             </w:r>
           </w:p>
         </w:tc>
@@ -1139,7 +1127,7 @@
                 <w:sz w:val="19"/>
                 <w:szCs w:val="19"/>
               </w:rPr>
-              <w:t xml:space="preserve">Training (sample)</w:t>
+              <w:t xml:space="preserve">Training</w:t>
             </w:r>
           </w:p>
         </w:tc>
@@ -1500,85 +1488,85 @@
                 <w:sz w:val="19"/>
                 <w:szCs w:val="19"/>
               </w:rPr>
-              <w:t xml:space="preserve">10.404</w:t>
-            </w:r>
-          </w:p>
-        </w:tc>
-        <w:tc>
-          <w:tcPr>
-            <w:tcW w:type="dxa" w:w="960"/>
-            <w:tcMar>
-              <w:top w:type="dxa" w:w="30"/>
-              <w:left w:type="dxa" w:w="80"/>
-              <w:bottom w:type="dxa" w:w="30"/>
-              <w:right w:type="dxa" w:w="80"/>
-            </w:tcMar>
-            <w:vAlign w:val="center"/>
-          </w:tcPr>
-          <w:p>
-            <w:pPr>
-              <w:keepNext/>
-              <w:jc w:val="right"/>
-            </w:pPr>
-            <w:r>
-              <w:rPr>
-                <w:rFonts w:ascii="Calibri" w:cs="Calibri" w:eastAsia="Calibri" w:hAnsi="Calibri"/>
-                <w:sz w:val="19"/>
-                <w:szCs w:val="19"/>
-              </w:rPr>
-              <w:t xml:space="preserve">4.883</w:t>
-            </w:r>
-          </w:p>
-        </w:tc>
-        <w:tc>
-          <w:tcPr>
-            <w:tcW w:type="dxa" w:w="960"/>
-            <w:tcMar>
-              <w:top w:type="dxa" w:w="30"/>
-              <w:left w:type="dxa" w:w="80"/>
-              <w:bottom w:type="dxa" w:w="30"/>
-              <w:right w:type="dxa" w:w="80"/>
-            </w:tcMar>
-            <w:vAlign w:val="center"/>
-          </w:tcPr>
-          <w:p>
-            <w:pPr>
-              <w:keepNext/>
-              <w:jc w:val="right"/>
-            </w:pPr>
-            <w:r>
-              <w:rPr>
-                <w:rFonts w:ascii="Calibri" w:cs="Calibri" w:eastAsia="Calibri" w:hAnsi="Calibri"/>
-                <w:sz w:val="19"/>
-                <w:szCs w:val="19"/>
-              </w:rPr>
-              <w:t xml:space="preserve">13.978</w:t>
-            </w:r>
-          </w:p>
-        </w:tc>
-        <w:tc>
-          <w:tcPr>
-            <w:tcW w:type="dxa" w:w="960"/>
-            <w:tcMar>
-              <w:top w:type="dxa" w:w="30"/>
-              <w:left w:type="dxa" w:w="80"/>
-              <w:bottom w:type="dxa" w:w="30"/>
-              <w:right w:type="dxa" w:w="80"/>
-            </w:tcMar>
-            <w:vAlign w:val="center"/>
-          </w:tcPr>
-          <w:p>
-            <w:pPr>
-              <w:keepNext/>
-              <w:jc w:val="right"/>
-            </w:pPr>
-            <w:r>
-              <w:rPr>
-                <w:rFonts w:ascii="Calibri" w:cs="Calibri" w:eastAsia="Calibri" w:hAnsi="Calibri"/>
-                <w:sz w:val="19"/>
-                <w:szCs w:val="19"/>
-              </w:rPr>
-              <w:t xml:space="preserve">5.300</w:t>
+              <w:t xml:space="preserve">10.40</w:t>
+            </w:r>
+          </w:p>
+        </w:tc>
+        <w:tc>
+          <w:tcPr>
+            <w:tcW w:type="dxa" w:w="960"/>
+            <w:tcMar>
+              <w:top w:type="dxa" w:w="30"/>
+              <w:left w:type="dxa" w:w="80"/>
+              <w:bottom w:type="dxa" w:w="30"/>
+              <w:right w:type="dxa" w:w="80"/>
+            </w:tcMar>
+            <w:vAlign w:val="center"/>
+          </w:tcPr>
+          <w:p>
+            <w:pPr>
+              <w:keepNext/>
+              <w:jc w:val="right"/>
+            </w:pPr>
+            <w:r>
+              <w:rPr>
+                <w:rFonts w:ascii="Calibri" w:cs="Calibri" w:eastAsia="Calibri" w:hAnsi="Calibri"/>
+                <w:sz w:val="19"/>
+                <w:szCs w:val="19"/>
+              </w:rPr>
+              <w:t xml:space="preserve">4.88</w:t>
+            </w:r>
+          </w:p>
+        </w:tc>
+        <w:tc>
+          <w:tcPr>
+            <w:tcW w:type="dxa" w:w="960"/>
+            <w:tcMar>
+              <w:top w:type="dxa" w:w="30"/>
+              <w:left w:type="dxa" w:w="80"/>
+              <w:bottom w:type="dxa" w:w="30"/>
+              <w:right w:type="dxa" w:w="80"/>
+            </w:tcMar>
+            <w:vAlign w:val="center"/>
+          </w:tcPr>
+          <w:p>
+            <w:pPr>
+              <w:keepNext/>
+              <w:jc w:val="right"/>
+            </w:pPr>
+            <w:r>
+              <w:rPr>
+                <w:rFonts w:ascii="Calibri" w:cs="Calibri" w:eastAsia="Calibri" w:hAnsi="Calibri"/>
+                <w:sz w:val="19"/>
+                <w:szCs w:val="19"/>
+              </w:rPr>
+              <w:t xml:space="preserve">13.98</w:t>
+            </w:r>
+          </w:p>
+        </w:tc>
+        <w:tc>
+          <w:tcPr>
+            <w:tcW w:type="dxa" w:w="960"/>
+            <w:tcMar>
+              <w:top w:type="dxa" w:w="30"/>
+              <w:left w:type="dxa" w:w="80"/>
+              <w:bottom w:type="dxa" w:w="30"/>
+              <w:right w:type="dxa" w:w="80"/>
+            </w:tcMar>
+            <w:vAlign w:val="center"/>
+          </w:tcPr>
+          <w:p>
+            <w:pPr>
+              <w:keepNext/>
+              <w:jc w:val="right"/>
+            </w:pPr>
+            <w:r>
+              <w:rPr>
+                <w:rFonts w:ascii="Calibri" w:cs="Calibri" w:eastAsia="Calibri" w:hAnsi="Calibri"/>
+                <w:sz w:val="19"/>
+                <w:szCs w:val="19"/>
+              </w:rPr>
+              <w:t xml:space="preserve">5.30</w:t>
             </w:r>
           </w:p>
         </w:tc>
@@ -1630,33 +1618,33 @@
                 <w:sz w:val="19"/>
                 <w:szCs w:val="19"/>
               </w:rPr>
-              <w:t xml:space="preserve">14.892</w:t>
-            </w:r>
-          </w:p>
-        </w:tc>
-        <w:tc>
-          <w:tcPr>
-            <w:tcW w:type="dxa" w:w="960"/>
-            <w:tcMar>
-              <w:top w:type="dxa" w:w="30"/>
-              <w:left w:type="dxa" w:w="80"/>
-              <w:bottom w:type="dxa" w:w="30"/>
-              <w:right w:type="dxa" w:w="80"/>
-            </w:tcMar>
-            <w:vAlign w:val="center"/>
-          </w:tcPr>
-          <w:p>
-            <w:pPr>
-              <w:keepNext/>
-              <w:jc w:val="right"/>
-            </w:pPr>
-            <w:r>
-              <w:rPr>
-                <w:rFonts w:ascii="Calibri" w:cs="Calibri" w:eastAsia="Calibri" w:hAnsi="Calibri"/>
-                <w:sz w:val="19"/>
-                <w:szCs w:val="19"/>
-              </w:rPr>
-              <w:t xml:space="preserve">5.433</w:t>
+              <w:t xml:space="preserve">14.89</w:t>
+            </w:r>
+          </w:p>
+        </w:tc>
+        <w:tc>
+          <w:tcPr>
+            <w:tcW w:type="dxa" w:w="960"/>
+            <w:tcMar>
+              <w:top w:type="dxa" w:w="30"/>
+              <w:left w:type="dxa" w:w="80"/>
+              <w:bottom w:type="dxa" w:w="30"/>
+              <w:right w:type="dxa" w:w="80"/>
+            </w:tcMar>
+            <w:vAlign w:val="center"/>
+          </w:tcPr>
+          <w:p>
+            <w:pPr>
+              <w:keepNext/>
+              <w:jc w:val="right"/>
+            </w:pPr>
+            <w:r>
+              <w:rPr>
+                <w:rFonts w:ascii="Calibri" w:cs="Calibri" w:eastAsia="Calibri" w:hAnsi="Calibri"/>
+                <w:sz w:val="19"/>
+                <w:szCs w:val="19"/>
+              </w:rPr>
+              <w:t xml:space="preserve">5.43</w:t>
             </w:r>
           </w:p>
         </w:tc>
@@ -1713,111 +1701,111 @@
                 <w:sz w:val="19"/>
                 <w:szCs w:val="19"/>
               </w:rPr>
-              <w:t xml:space="preserve">Physics (no learning)</w:t>
-            </w:r>
-          </w:p>
-        </w:tc>
-        <w:tc>
-          <w:tcPr>
-            <w:tcW w:type="dxa" w:w="960"/>
-            <w:tcMar>
-              <w:top w:type="dxa" w:w="30"/>
-              <w:left w:type="dxa" w:w="80"/>
-              <w:bottom w:type="dxa" w:w="30"/>
-              <w:right w:type="dxa" w:w="80"/>
-            </w:tcMar>
-            <w:vAlign w:val="center"/>
-          </w:tcPr>
-          <w:p>
-            <w:pPr>
-              <w:keepNext/>
-              <w:jc w:val="right"/>
-            </w:pPr>
-            <w:r>
-              <w:rPr>
-                <w:rFonts w:ascii="Calibri" w:cs="Calibri" w:eastAsia="Calibri" w:hAnsi="Calibri"/>
-                <w:sz w:val="19"/>
-                <w:szCs w:val="19"/>
-              </w:rPr>
-              <w:t xml:space="preserve">7.921</w:t>
-            </w:r>
-          </w:p>
-        </w:tc>
-        <w:tc>
-          <w:tcPr>
-            <w:tcW w:type="dxa" w:w="960"/>
-            <w:tcMar>
-              <w:top w:type="dxa" w:w="30"/>
-              <w:left w:type="dxa" w:w="80"/>
-              <w:bottom w:type="dxa" w:w="30"/>
-              <w:right w:type="dxa" w:w="80"/>
-            </w:tcMar>
-            <w:vAlign w:val="center"/>
-          </w:tcPr>
-          <w:p>
-            <w:pPr>
-              <w:keepNext/>
-              <w:jc w:val="right"/>
-            </w:pPr>
-            <w:r>
-              <w:rPr>
-                <w:rFonts w:ascii="Calibri" w:cs="Calibri" w:eastAsia="Calibri" w:hAnsi="Calibri"/>
-                <w:sz w:val="19"/>
-                <w:szCs w:val="19"/>
-              </w:rPr>
-              <w:t xml:space="preserve">1.755</w:t>
-            </w:r>
-          </w:p>
-        </w:tc>
-        <w:tc>
-          <w:tcPr>
-            <w:tcW w:type="dxa" w:w="960"/>
-            <w:tcMar>
-              <w:top w:type="dxa" w:w="30"/>
-              <w:left w:type="dxa" w:w="80"/>
-              <w:bottom w:type="dxa" w:w="30"/>
-              <w:right w:type="dxa" w:w="80"/>
-            </w:tcMar>
-            <w:vAlign w:val="center"/>
-          </w:tcPr>
-          <w:p>
-            <w:pPr>
-              <w:keepNext/>
-              <w:jc w:val="right"/>
-            </w:pPr>
-            <w:r>
-              <w:rPr>
-                <w:rFonts w:ascii="Calibri" w:cs="Calibri" w:eastAsia="Calibri" w:hAnsi="Calibri"/>
-                <w:sz w:val="19"/>
-                <w:szCs w:val="19"/>
-              </w:rPr>
-              <w:t xml:space="preserve">11.219</w:t>
-            </w:r>
-          </w:p>
-        </w:tc>
-        <w:tc>
-          <w:tcPr>
-            <w:tcW w:type="dxa" w:w="960"/>
-            <w:tcMar>
-              <w:top w:type="dxa" w:w="30"/>
-              <w:left w:type="dxa" w:w="80"/>
-              <w:bottom w:type="dxa" w:w="30"/>
-              <w:right w:type="dxa" w:w="80"/>
-            </w:tcMar>
-            <w:vAlign w:val="center"/>
-          </w:tcPr>
-          <w:p>
-            <w:pPr>
-              <w:keepNext/>
-              <w:jc w:val="right"/>
-            </w:pPr>
-            <w:r>
-              <w:rPr>
-                <w:rFonts w:ascii="Calibri" w:cs="Calibri" w:eastAsia="Calibri" w:hAnsi="Calibri"/>
-                <w:sz w:val="19"/>
-                <w:szCs w:val="19"/>
-              </w:rPr>
-              <w:t xml:space="preserve">2.059</w:t>
+              <w:t xml:space="preserve">Physics baseline</w:t>
+            </w:r>
+          </w:p>
+        </w:tc>
+        <w:tc>
+          <w:tcPr>
+            <w:tcW w:type="dxa" w:w="960"/>
+            <w:tcMar>
+              <w:top w:type="dxa" w:w="30"/>
+              <w:left w:type="dxa" w:w="80"/>
+              <w:bottom w:type="dxa" w:w="30"/>
+              <w:right w:type="dxa" w:w="80"/>
+            </w:tcMar>
+            <w:vAlign w:val="center"/>
+          </w:tcPr>
+          <w:p>
+            <w:pPr>
+              <w:keepNext/>
+              <w:jc w:val="right"/>
+            </w:pPr>
+            <w:r>
+              <w:rPr>
+                <w:rFonts w:ascii="Calibri" w:cs="Calibri" w:eastAsia="Calibri" w:hAnsi="Calibri"/>
+                <w:sz w:val="19"/>
+                <w:szCs w:val="19"/>
+              </w:rPr>
+              <w:t xml:space="preserve">7.92</w:t>
+            </w:r>
+          </w:p>
+        </w:tc>
+        <w:tc>
+          <w:tcPr>
+            <w:tcW w:type="dxa" w:w="960"/>
+            <w:tcMar>
+              <w:top w:type="dxa" w:w="30"/>
+              <w:left w:type="dxa" w:w="80"/>
+              <w:bottom w:type="dxa" w:w="30"/>
+              <w:right w:type="dxa" w:w="80"/>
+            </w:tcMar>
+            <w:vAlign w:val="center"/>
+          </w:tcPr>
+          <w:p>
+            <w:pPr>
+              <w:keepNext/>
+              <w:jc w:val="right"/>
+            </w:pPr>
+            <w:r>
+              <w:rPr>
+                <w:rFonts w:ascii="Calibri" w:cs="Calibri" w:eastAsia="Calibri" w:hAnsi="Calibri"/>
+                <w:sz w:val="19"/>
+                <w:szCs w:val="19"/>
+              </w:rPr>
+              <w:t xml:space="preserve">1.76</w:t>
+            </w:r>
+          </w:p>
+        </w:tc>
+        <w:tc>
+          <w:tcPr>
+            <w:tcW w:type="dxa" w:w="960"/>
+            <w:tcMar>
+              <w:top w:type="dxa" w:w="30"/>
+              <w:left w:type="dxa" w:w="80"/>
+              <w:bottom w:type="dxa" w:w="30"/>
+              <w:right w:type="dxa" w:w="80"/>
+            </w:tcMar>
+            <w:vAlign w:val="center"/>
+          </w:tcPr>
+          <w:p>
+            <w:pPr>
+              <w:keepNext/>
+              <w:jc w:val="right"/>
+            </w:pPr>
+            <w:r>
+              <w:rPr>
+                <w:rFonts w:ascii="Calibri" w:cs="Calibri" w:eastAsia="Calibri" w:hAnsi="Calibri"/>
+                <w:sz w:val="19"/>
+                <w:szCs w:val="19"/>
+              </w:rPr>
+              <w:t xml:space="preserve">11.22</w:t>
+            </w:r>
+          </w:p>
+        </w:tc>
+        <w:tc>
+          <w:tcPr>
+            <w:tcW w:type="dxa" w:w="960"/>
+            <w:tcMar>
+              <w:top w:type="dxa" w:w="30"/>
+              <w:left w:type="dxa" w:w="80"/>
+              <w:bottom w:type="dxa" w:w="30"/>
+              <w:right w:type="dxa" w:w="80"/>
+            </w:tcMar>
+            <w:vAlign w:val="center"/>
+          </w:tcPr>
+          <w:p>
+            <w:pPr>
+              <w:keepNext/>
+              <w:jc w:val="right"/>
+            </w:pPr>
+            <w:r>
+              <w:rPr>
+                <w:rFonts w:ascii="Calibri" w:cs="Calibri" w:eastAsia="Calibri" w:hAnsi="Calibri"/>
+                <w:sz w:val="19"/>
+                <w:szCs w:val="19"/>
+              </w:rPr>
+              <w:t xml:space="preserve">2.06</w:t>
             </w:r>
           </w:p>
         </w:tc>
@@ -1869,33 +1857,33 @@
                 <w:sz w:val="19"/>
                 <w:szCs w:val="19"/>
               </w:rPr>
-              <w:t xml:space="preserve">11.949</w:t>
-            </w:r>
-          </w:p>
-        </w:tc>
-        <w:tc>
-          <w:tcPr>
-            <w:tcW w:type="dxa" w:w="960"/>
-            <w:tcMar>
-              <w:top w:type="dxa" w:w="30"/>
-              <w:left w:type="dxa" w:w="80"/>
-              <w:bottom w:type="dxa" w:w="30"/>
-              <w:right w:type="dxa" w:w="80"/>
-            </w:tcMar>
-            <w:vAlign w:val="center"/>
-          </w:tcPr>
-          <w:p>
-            <w:pPr>
-              <w:keepNext/>
-              <w:jc w:val="right"/>
-            </w:pPr>
-            <w:r>
-              <w:rPr>
-                <w:rFonts w:ascii="Calibri" w:cs="Calibri" w:eastAsia="Calibri" w:hAnsi="Calibri"/>
-                <w:sz w:val="19"/>
-                <w:szCs w:val="19"/>
-              </w:rPr>
-              <w:t xml:space="preserve">2.140</w:t>
+              <w:t xml:space="preserve">11.95</w:t>
+            </w:r>
+          </w:p>
+        </w:tc>
+        <w:tc>
+          <w:tcPr>
+            <w:tcW w:type="dxa" w:w="960"/>
+            <w:tcMar>
+              <w:top w:type="dxa" w:w="30"/>
+              <w:left w:type="dxa" w:w="80"/>
+              <w:bottom w:type="dxa" w:w="30"/>
+              <w:right w:type="dxa" w:w="80"/>
+            </w:tcMar>
+            <w:vAlign w:val="center"/>
+          </w:tcPr>
+          <w:p>
+            <w:pPr>
+              <w:keepNext/>
+              <w:jc w:val="right"/>
+            </w:pPr>
+            <w:r>
+              <w:rPr>
+                <w:rFonts w:ascii="Calibri" w:cs="Calibri" w:eastAsia="Calibri" w:hAnsi="Calibri"/>
+                <w:sz w:val="19"/>
+                <w:szCs w:val="19"/>
+              </w:rPr>
+              <w:t xml:space="preserve">2.14</w:t>
             </w:r>
           </w:p>
         </w:tc>
@@ -1978,85 +1966,85 @@
                 <w:sz w:val="19"/>
                 <w:szCs w:val="19"/>
               </w:rPr>
-              <w:t xml:space="preserve">7.736</w:t>
-            </w:r>
-          </w:p>
-        </w:tc>
-        <w:tc>
-          <w:tcPr>
-            <w:tcW w:type="dxa" w:w="960"/>
-            <w:tcMar>
-              <w:top w:type="dxa" w:w="30"/>
-              <w:left w:type="dxa" w:w="80"/>
-              <w:bottom w:type="dxa" w:w="30"/>
-              <w:right w:type="dxa" w:w="80"/>
-            </w:tcMar>
-            <w:vAlign w:val="center"/>
-          </w:tcPr>
-          <w:p>
-            <w:pPr>
-              <w:keepNext/>
-              <w:jc w:val="right"/>
-            </w:pPr>
-            <w:r>
-              <w:rPr>
-                <w:rFonts w:ascii="Calibri" w:cs="Calibri" w:eastAsia="Calibri" w:hAnsi="Calibri"/>
-                <w:sz w:val="19"/>
-                <w:szCs w:val="19"/>
-              </w:rPr>
-              <w:t xml:space="preserve">1.983</w:t>
-            </w:r>
-          </w:p>
-        </w:tc>
-        <w:tc>
-          <w:tcPr>
-            <w:tcW w:type="dxa" w:w="960"/>
-            <w:tcMar>
-              <w:top w:type="dxa" w:w="30"/>
-              <w:left w:type="dxa" w:w="80"/>
-              <w:bottom w:type="dxa" w:w="30"/>
-              <w:right w:type="dxa" w:w="80"/>
-            </w:tcMar>
-            <w:vAlign w:val="center"/>
-          </w:tcPr>
-          <w:p>
-            <w:pPr>
-              <w:keepNext/>
-              <w:jc w:val="right"/>
-            </w:pPr>
-            <w:r>
-              <w:rPr>
-                <w:rFonts w:ascii="Calibri" w:cs="Calibri" w:eastAsia="Calibri" w:hAnsi="Calibri"/>
-                <w:sz w:val="19"/>
-                <w:szCs w:val="19"/>
-              </w:rPr>
-              <w:t xml:space="preserve">11.002</w:t>
-            </w:r>
-          </w:p>
-        </w:tc>
-        <w:tc>
-          <w:tcPr>
-            <w:tcW w:type="dxa" w:w="960"/>
-            <w:tcMar>
-              <w:top w:type="dxa" w:w="30"/>
-              <w:left w:type="dxa" w:w="80"/>
-              <w:bottom w:type="dxa" w:w="30"/>
-              <w:right w:type="dxa" w:w="80"/>
-            </w:tcMar>
-            <w:vAlign w:val="center"/>
-          </w:tcPr>
-          <w:p>
-            <w:pPr>
-              <w:keepNext/>
-              <w:jc w:val="right"/>
-            </w:pPr>
-            <w:r>
-              <w:rPr>
-                <w:rFonts w:ascii="Calibri" w:cs="Calibri" w:eastAsia="Calibri" w:hAnsi="Calibri"/>
-                <w:sz w:val="19"/>
-                <w:szCs w:val="19"/>
-              </w:rPr>
-              <w:t xml:space="preserve">2.205</w:t>
+              <w:t xml:space="preserve">7.74</w:t>
+            </w:r>
+          </w:p>
+        </w:tc>
+        <w:tc>
+          <w:tcPr>
+            <w:tcW w:type="dxa" w:w="960"/>
+            <w:tcMar>
+              <w:top w:type="dxa" w:w="30"/>
+              <w:left w:type="dxa" w:w="80"/>
+              <w:bottom w:type="dxa" w:w="30"/>
+              <w:right w:type="dxa" w:w="80"/>
+            </w:tcMar>
+            <w:vAlign w:val="center"/>
+          </w:tcPr>
+          <w:p>
+            <w:pPr>
+              <w:keepNext/>
+              <w:jc w:val="right"/>
+            </w:pPr>
+            <w:r>
+              <w:rPr>
+                <w:rFonts w:ascii="Calibri" w:cs="Calibri" w:eastAsia="Calibri" w:hAnsi="Calibri"/>
+                <w:sz w:val="19"/>
+                <w:szCs w:val="19"/>
+              </w:rPr>
+              <w:t xml:space="preserve">1.98</w:t>
+            </w:r>
+          </w:p>
+        </w:tc>
+        <w:tc>
+          <w:tcPr>
+            <w:tcW w:type="dxa" w:w="960"/>
+            <w:tcMar>
+              <w:top w:type="dxa" w:w="30"/>
+              <w:left w:type="dxa" w:w="80"/>
+              <w:bottom w:type="dxa" w:w="30"/>
+              <w:right w:type="dxa" w:w="80"/>
+            </w:tcMar>
+            <w:vAlign w:val="center"/>
+          </w:tcPr>
+          <w:p>
+            <w:pPr>
+              <w:keepNext/>
+              <w:jc w:val="right"/>
+            </w:pPr>
+            <w:r>
+              <w:rPr>
+                <w:rFonts w:ascii="Calibri" w:cs="Calibri" w:eastAsia="Calibri" w:hAnsi="Calibri"/>
+                <w:sz w:val="19"/>
+                <w:szCs w:val="19"/>
+              </w:rPr>
+              <w:t xml:space="preserve">11.00</w:t>
+            </w:r>
+          </w:p>
+        </w:tc>
+        <w:tc>
+          <w:tcPr>
+            <w:tcW w:type="dxa" w:w="960"/>
+            <w:tcMar>
+              <w:top w:type="dxa" w:w="30"/>
+              <w:left w:type="dxa" w:w="80"/>
+              <w:bottom w:type="dxa" w:w="30"/>
+              <w:right w:type="dxa" w:w="80"/>
+            </w:tcMar>
+            <w:vAlign w:val="center"/>
+          </w:tcPr>
+          <w:p>
+            <w:pPr>
+              <w:keepNext/>
+              <w:jc w:val="right"/>
+            </w:pPr>
+            <w:r>
+              <w:rPr>
+                <w:rFonts w:ascii="Calibri" w:cs="Calibri" w:eastAsia="Calibri" w:hAnsi="Calibri"/>
+                <w:sz w:val="19"/>
+                <w:szCs w:val="19"/>
+              </w:rPr>
+              <w:t xml:space="preserve">2.21</w:t>
             </w:r>
           </w:p>
         </w:tc>
@@ -2108,33 +2096,33 @@
                 <w:sz w:val="19"/>
                 <w:szCs w:val="19"/>
               </w:rPr>
-              <w:t xml:space="preserve">11.704</w:t>
-            </w:r>
-          </w:p>
-        </w:tc>
-        <w:tc>
-          <w:tcPr>
-            <w:tcW w:type="dxa" w:w="960"/>
-            <w:tcMar>
-              <w:top w:type="dxa" w:w="30"/>
-              <w:left w:type="dxa" w:w="80"/>
-              <w:bottom w:type="dxa" w:w="30"/>
-              <w:right w:type="dxa" w:w="80"/>
-            </w:tcMar>
-            <w:vAlign w:val="center"/>
-          </w:tcPr>
-          <w:p>
-            <w:pPr>
-              <w:keepNext/>
-              <w:jc w:val="right"/>
-            </w:pPr>
-            <w:r>
-              <w:rPr>
-                <w:rFonts w:ascii="Calibri" w:cs="Calibri" w:eastAsia="Calibri" w:hAnsi="Calibri"/>
-                <w:sz w:val="19"/>
-                <w:szCs w:val="19"/>
-              </w:rPr>
-              <w:t xml:space="preserve">2.353</w:t>
+              <w:t xml:space="preserve">11.70</w:t>
+            </w:r>
+          </w:p>
+        </w:tc>
+        <w:tc>
+          <w:tcPr>
+            <w:tcW w:type="dxa" w:w="960"/>
+            <w:tcMar>
+              <w:top w:type="dxa" w:w="30"/>
+              <w:left w:type="dxa" w:w="80"/>
+              <w:bottom w:type="dxa" w:w="30"/>
+              <w:right w:type="dxa" w:w="80"/>
+            </w:tcMar>
+            <w:vAlign w:val="center"/>
+          </w:tcPr>
+          <w:p>
+            <w:pPr>
+              <w:keepNext/>
+              <w:jc w:val="right"/>
+            </w:pPr>
+            <w:r>
+              <w:rPr>
+                <w:rFonts w:ascii="Calibri" w:cs="Calibri" w:eastAsia="Calibri" w:hAnsi="Calibri"/>
+                <w:sz w:val="19"/>
+                <w:szCs w:val="19"/>
+              </w:rPr>
+              <w:t xml:space="preserve">2.35</w:t>
             </w:r>
           </w:p>
         </w:tc>
@@ -2221,7 +2209,7 @@
                 <w:sz w:val="19"/>
                 <w:szCs w:val="19"/>
               </w:rPr>
-              <w:t xml:space="preserve">7.622</w:t>
+              <w:t xml:space="preserve">7.62</w:t>
             </w:r>
           </w:p>
         </w:tc>
@@ -2249,7 +2237,7 @@
                 <w:sz w:val="19"/>
                 <w:szCs w:val="19"/>
               </w:rPr>
-              <w:t xml:space="preserve">1.617</w:t>
+              <w:t xml:space="preserve">1.62</w:t>
             </w:r>
           </w:p>
         </w:tc>
@@ -2277,7 +2265,7 @@
                 <w:sz w:val="19"/>
                 <w:szCs w:val="19"/>
               </w:rPr>
-              <w:t xml:space="preserve">10.909</w:t>
+              <w:t xml:space="preserve">10.91</w:t>
             </w:r>
           </w:p>
         </w:tc>
@@ -2305,7 +2293,7 @@
                 <w:sz w:val="19"/>
                 <w:szCs w:val="19"/>
               </w:rPr>
-              <w:t xml:space="preserve">1.857</w:t>
+              <w:t xml:space="preserve">1.86</w:t>
             </w:r>
           </w:p>
         </w:tc>
@@ -2361,7 +2349,7 @@
                 <w:sz w:val="19"/>
                 <w:szCs w:val="19"/>
               </w:rPr>
-              <w:t xml:space="preserve">11.548</w:t>
+              <w:t xml:space="preserve">11.55</w:t>
             </w:r>
           </w:p>
         </w:tc>
@@ -2389,7 +2377,7 @@
                 <w:sz w:val="19"/>
                 <w:szCs w:val="19"/>
               </w:rPr>
-              <w:t xml:space="preserve">1.911</w:t>
+              <w:t xml:space="preserve">1.91</w:t>
             </w:r>
           </w:p>
         </w:tc>
@@ -2474,7 +2462,7 @@
                 <w:sz w:val="19"/>
                 <w:szCs w:val="19"/>
               </w:rPr>
-              <w:t xml:space="preserve">7.570</w:t>
+              <w:t xml:space="preserve">7.57</w:t>
             </w:r>
           </w:p>
         </w:tc>
@@ -2500,7 +2488,7 @@
                 <w:sz w:val="19"/>
                 <w:szCs w:val="19"/>
               </w:rPr>
-              <w:t xml:space="preserve">1.576</w:t>
+              <w:t xml:space="preserve">1.58</w:t>
             </w:r>
           </w:p>
         </w:tc>
@@ -2526,7 +2514,7 @@
                 <w:sz w:val="19"/>
                 <w:szCs w:val="19"/>
               </w:rPr>
-              <w:t xml:space="preserve">10.955</w:t>
+              <w:t xml:space="preserve">10.96</w:t>
             </w:r>
           </w:p>
         </w:tc>
@@ -2552,7 +2540,7 @@
                 <w:sz w:val="19"/>
                 <w:szCs w:val="19"/>
               </w:rPr>
-              <w:t xml:space="preserve">1.853</w:t>
+              <w:t xml:space="preserve">1.85</w:t>
             </w:r>
           </w:p>
         </w:tc>
@@ -2604,7 +2592,7 @@
                 <w:sz w:val="19"/>
                 <w:szCs w:val="19"/>
               </w:rPr>
-              <w:t xml:space="preserve">11.599</w:t>
+              <w:t xml:space="preserve">11.60</w:t>
             </w:r>
           </w:p>
         </w:tc>
@@ -2630,7 +2618,7 @@
                 <w:sz w:val="19"/>
                 <w:szCs w:val="19"/>
               </w:rPr>
-              <w:t xml:space="preserve">1.890</w:t>
+              <w:t xml:space="preserve">1.89</w:t>
             </w:r>
           </w:p>
         </w:tc>
@@ -2664,18 +2652,99 @@
     </w:tbl>
     <w:p>
       <w:pPr>
+        <w:keepNext/>
         <w:spacing w:after="120" w:before="100"/>
       </w:pPr>
       <w:r>
-        <w:t xml:space="preserve">Route length does most of the work: the physics baseline alone lowers the validation MedAE from 5.30 to 2.06 minutes. Training errors are below validation errors for every predictor, including the constant and the physics baseline, which fit at most one parameter. The gap therefore reflects differences between seasons rather than overfitting. The boosted trees reach the lowest training error but have no validation advantage, a mild sign that their extra flexibility fits the training data rather than the problem.</w:t>
-      </w:r>
-    </w:p>
-    <w:p>
-      <w:pPr>
-        <w:spacing w:after="120" w:before="0"/>
-      </w:pPr>
-      <w:r>
-        <w:t xml:space="preserve">The loss matters even on the log scale. The Huber loss gives a 0.093 min lower validation MAE than squared error (95% CI [0.088, 0.098]) and predicts 6.4 percentage points more trips within two minutes ([6.1, 6.6]). With squared error, the remaining tail pulls predictions upwards by about half a minute, which makes it worse than the physics baseline on typical trips. Between the hypothesis spaces, the linear model's MAE is 0.046 min lower ([0.043, 0.049]) — under three seconds, detectable only because of the 2.5 million validation trips — and the share within two minutes does not differ ([-0.07, 0.06] pp). By the pre-declared rule, we choose </w:t>
+        <w:t xml:space="preserve">Table 2 shows four things:</w:t>
+      </w:r>
+    </w:p>
+    <w:p>
+      <w:pPr>
+        <w:pStyle w:val="ListParagraph"/>
+        <w:numPr>
+          <w:ilvl w:val="0"/>
+          <w:numId w:val="2"/>
+        </w:numPr>
+        <w:spacing w:after="60"/>
+      </w:pPr>
+      <w:r>
+        <w:rPr>
+          <w:b/>
+          <w:bCs/>
+        </w:rPr>
+        <w:t xml:space="preserve">Route length does most of the work.</w:t>
+      </w:r>
+      <w:r>
+        <w:t xml:space="preserve"> The physics baseline only divides route length by a typical speed, yet it already cuts the typical validation error from 5.3 to 2.1 minutes.</w:t>
+      </w:r>
+    </w:p>
+    <w:p>
+      <w:pPr>
+        <w:pStyle w:val="ListParagraph"/>
+        <w:numPr>
+          <w:ilvl w:val="0"/>
+          <w:numId w:val="2"/>
+        </w:numPr>
+        <w:spacing w:after="60"/>
+      </w:pPr>
+      <w:r>
+        <w:rPr>
+          <w:b/>
+          <w:bCs/>
+        </w:rPr>
+        <w:t xml:space="preserve">Machine learning adds a small but real improvement.</w:t>
+      </w:r>
+      <w:r>
+        <w:t xml:space="preserve"> The best methods bring the typical error down to about 1.85 minutes and predict 3.3 percentage points more trips within two minutes than the physics baseline (95% CI [3.1, 3.5]). Part of the gain comes from details the simple rule misses: longer routes are ridden faster, so doubling a route makes a trip about 80% longer rather than twice as long.</w:t>
+      </w:r>
+    </w:p>
+    <w:p>
+      <w:pPr>
+        <w:pStyle w:val="ListParagraph"/>
+        <w:numPr>
+          <w:ilvl w:val="0"/>
+          <w:numId w:val="2"/>
+        </w:numPr>
+        <w:spacing w:after="60"/>
+      </w:pPr>
+      <w:r>
+        <w:rPr>
+          <w:b/>
+          <w:bCs/>
+        </w:rPr>
+        <w:t xml:space="preserve">The Huber loss matters.</w:t>
+      </w:r>
+      <w:r>
+        <w:t xml:space="preserve"> With squared error, the few extreme trips still pull predictions up by about half a minute, so this method does worse than the physics baseline on typical trips. With the Huber loss, 6.4 percentage points more trips are predicted within two minutes (CI [6.1, 6.6]). Removing the longest 0.1% of training trips also moves the squared-error model's predictions about ten times more than the Huber model's.</w:t>
+      </w:r>
+    </w:p>
+    <w:p>
+      <w:pPr>
+        <w:pStyle w:val="ListParagraph"/>
+        <w:numPr>
+          <w:ilvl w:val="0"/>
+          <w:numId w:val="2"/>
+        </w:numPr>
+        <w:spacing w:after="60"/>
+      </w:pPr>
+      <w:r>
+        <w:rPr>
+          <w:b/>
+          <w:bCs/>
+        </w:rPr>
+        <w:t xml:space="preserve">Trees do not help.</w:t>
+      </w:r>
+      <w:r>
+        <w:t xml:space="preserve"> The trees and the Huber model are practically tied. The linear model's MAE is 0.05 minutes (about three seconds) lower, and both predict the same share of trips within two minutes.</w:t>
+      </w:r>
+    </w:p>
+    <w:p>
+      <w:pPr>
+        <w:spacing w:after="120" w:before="60"/>
+      </w:pPr>
+      <w:r>
+        <w:t xml:space="preserve">Training errors are lower than validation errors for every method, including the constant baseline, which learns almost nothing. The gap therefore comes from 2024 being a harder season, not from overfitting. We choose </w:t>
       </w:r>
       <w:r>
         <w:rPr>
@@ -2685,7 +2754,7 @@
         <w:t xml:space="preserve">linear regression with the Huber loss</w:t>
       </w:r>
       <w:r>
-        <w:t xml:space="preserve">: it has the lowest validation MAE, matches the trees on the other metrics, and is simpler and directly interpretable.</w:t>
+        <w:t xml:space="preserve">: it has the lowest validation MAE, as our rule requires, and it is simpler and easier to interpret than the trees.</w:t>
       </w:r>
     </w:p>
     <w:p>
@@ -2693,7 +2762,7 @@
         <w:pStyle w:val="Heading2"/>
       </w:pPr>
       <w:r>
-        <w:t xml:space="preserve">4.2 What drives the predictions</w:t>
+        <w:t xml:space="preserve">4.2 Which features matter</w:t>
       </w:r>
     </w:p>
     <w:p>
@@ -2701,7 +2770,639 @@
         <w:spacing w:after="120" w:before="0"/>
       </w:pPr>
       <w:r>
-        <w:t xml:space="preserve">Refitting the chosen model on subsets of features tests our three-factor assumption. On validation MedAE, the Stage 1 features alone reach 5.25 min, barely better than the constant (5.30). Route length and the round-trip flag alone reach 1.865 min, 99.8% of the full model's improvement. Adding time improves this to 1.850 min, while adding weather does not help (1.875 with length; 1.857 with all features). The fitted coefficients agree with the visualisation: duration grows as route length to the power 0.85, trips are fastest in the early morning (−10% at 05:00, −5.5% at 08:00) and slowest in the afternoon (+4.3% at 13:00), weekends are about 3% slower, and rain shortens trips slightly (−0.12% per mm). Finally, removing the longest 0.1% of training trips moves the squared-error model's predictions 12 times more than the Huber model's, relative to removing the same number of random trips (0.46 vs 0.04 percentage points). This confirms that the Huber loss protects against the remaining outliers.</w:t>
+        <w:t xml:space="preserve">To test our three assumptions, we refitted the chosen model with different sets of features (Table 3).</w:t>
+      </w:r>
+    </w:p>
+    <w:p>
+      <w:pPr>
+        <w:keepNext/>
+        <w:spacing w:after="60" w:before="40"/>
+      </w:pPr>
+      <w:r>
+        <w:t xml:space="preserve">Table 3. Validation results of the chosen model with different features. "Route" means route length and the round-trip flag.</w:t>
+      </w:r>
+    </w:p>
+    <w:tbl>
+      <w:tblPr>
+        <w:tblW w:type="dxa" w:w="9706"/>
+        <w:tblBorders>
+          <w:top w:val="single" w:color="auto" w:sz="4"/>
+          <w:left w:val="single" w:color="auto" w:sz="4"/>
+          <w:bottom w:val="single" w:color="auto" w:sz="4"/>
+          <w:right w:val="single" w:color="auto" w:sz="4"/>
+          <w:insideH w:val="single" w:color="auto" w:sz="4"/>
+          <w:insideV w:val="single" w:color="auto" w:sz="4"/>
+        </w:tblBorders>
+      </w:tblPr>
+      <w:tblGrid>
+        <w:gridCol w:w="5306"/>
+        <w:gridCol w:w="2400"/>
+        <w:gridCol w:w="2000"/>
+      </w:tblGrid>
+      <w:tr>
+        <w:trPr>
+          <w:cantSplit/>
+          <w:tblHeader/>
+        </w:trPr>
+        <w:tc>
+          <w:tcPr>
+            <w:tcW w:type="dxa" w:w="5306"/>
+            <w:shd w:fill="D9E2F3" w:color="auto" w:val="clear"/>
+            <w:tcMar>
+              <w:top w:type="dxa" w:w="30"/>
+              <w:left w:type="dxa" w:w="80"/>
+              <w:bottom w:type="dxa" w:w="30"/>
+              <w:right w:type="dxa" w:w="80"/>
+            </w:tcMar>
+            <w:vAlign w:val="center"/>
+          </w:tcPr>
+          <w:p>
+            <w:pPr>
+              <w:keepNext/>
+              <w:jc w:val="left"/>
+            </w:pPr>
+            <w:r>
+              <w:rPr>
+                <w:rFonts w:ascii="Calibri" w:cs="Calibri" w:eastAsia="Calibri" w:hAnsi="Calibri"/>
+                <w:b/>
+                <w:bCs/>
+                <w:sz w:val="19"/>
+                <w:szCs w:val="19"/>
+              </w:rPr>
+              <w:t xml:space="preserve">Features used by the chosen model</w:t>
+            </w:r>
+          </w:p>
+        </w:tc>
+        <w:tc>
+          <w:tcPr>
+            <w:tcW w:type="dxa" w:w="2400"/>
+            <w:shd w:fill="D9E2F3" w:color="auto" w:val="clear"/>
+            <w:tcMar>
+              <w:top w:type="dxa" w:w="30"/>
+              <w:left w:type="dxa" w:w="80"/>
+              <w:bottom w:type="dxa" w:w="30"/>
+              <w:right w:type="dxa" w:w="80"/>
+            </w:tcMar>
+            <w:vAlign w:val="center"/>
+          </w:tcPr>
+          <w:p>
+            <w:pPr>
+              <w:keepNext/>
+              <w:jc w:val="right"/>
+            </w:pPr>
+            <w:r>
+              <w:rPr>
+                <w:rFonts w:ascii="Calibri" w:cs="Calibri" w:eastAsia="Calibri" w:hAnsi="Calibri"/>
+                <w:b/>
+                <w:bCs/>
+                <w:sz w:val="19"/>
+                <w:szCs w:val="19"/>
+              </w:rPr>
+              <w:t xml:space="preserve">Validation MedAE (min)</w:t>
+            </w:r>
+          </w:p>
+        </w:tc>
+        <w:tc>
+          <w:tcPr>
+            <w:tcW w:type="dxa" w:w="2000"/>
+            <w:shd w:fill="D9E2F3" w:color="auto" w:val="clear"/>
+            <w:tcMar>
+              <w:top w:type="dxa" w:w="30"/>
+              <w:left w:type="dxa" w:w="80"/>
+              <w:bottom w:type="dxa" w:w="30"/>
+              <w:right w:type="dxa" w:w="80"/>
+            </w:tcMar>
+            <w:vAlign w:val="center"/>
+          </w:tcPr>
+          <w:p>
+            <w:pPr>
+              <w:keepNext/>
+              <w:jc w:val="right"/>
+            </w:pPr>
+            <w:r>
+              <w:rPr>
+                <w:rFonts w:ascii="Calibri" w:cs="Calibri" w:eastAsia="Calibri" w:hAnsi="Calibri"/>
+                <w:b/>
+                <w:bCs/>
+                <w:sz w:val="19"/>
+                <w:szCs w:val="19"/>
+              </w:rPr>
+              <w:t xml:space="preserve">Within 2 min</w:t>
+            </w:r>
+          </w:p>
+        </w:tc>
+      </w:tr>
+      <w:tr>
+        <w:trPr>
+          <w:cantSplit/>
+        </w:trPr>
+        <w:tc>
+          <w:tcPr>
+            <w:tcW w:type="dxa" w:w="5306"/>
+            <w:tcMar>
+              <w:top w:type="dxa" w:w="30"/>
+              <w:left w:type="dxa" w:w="80"/>
+              <w:bottom w:type="dxa" w:w="30"/>
+              <w:right w:type="dxa" w:w="80"/>
+            </w:tcMar>
+            <w:vAlign w:val="center"/>
+          </w:tcPr>
+          <w:p>
+            <w:pPr>
+              <w:keepNext/>
+              <w:jc w:val="left"/>
+            </w:pPr>
+            <w:r>
+              <w:rPr>
+                <w:rFonts w:ascii="Calibri" w:cs="Calibri" w:eastAsia="Calibri" w:hAnsi="Calibri"/>
+                <w:sz w:val="19"/>
+                <w:szCs w:val="19"/>
+              </w:rPr>
+              <w:t xml:space="preserve">None (constant prediction)</w:t>
+            </w:r>
+          </w:p>
+        </w:tc>
+        <w:tc>
+          <w:tcPr>
+            <w:tcW w:type="dxa" w:w="2400"/>
+            <w:tcMar>
+              <w:top w:type="dxa" w:w="30"/>
+              <w:left w:type="dxa" w:w="80"/>
+              <w:bottom w:type="dxa" w:w="30"/>
+              <w:right w:type="dxa" w:w="80"/>
+            </w:tcMar>
+            <w:vAlign w:val="center"/>
+          </w:tcPr>
+          <w:p>
+            <w:pPr>
+              <w:keepNext/>
+              <w:jc w:val="right"/>
+            </w:pPr>
+            <w:r>
+              <w:rPr>
+                <w:rFonts w:ascii="Calibri" w:cs="Calibri" w:eastAsia="Calibri" w:hAnsi="Calibri"/>
+                <w:sz w:val="19"/>
+                <w:szCs w:val="19"/>
+              </w:rPr>
+              <w:t xml:space="preserve">5.300</w:t>
+            </w:r>
+          </w:p>
+        </w:tc>
+        <w:tc>
+          <w:tcPr>
+            <w:tcW w:type="dxa" w:w="2000"/>
+            <w:tcMar>
+              <w:top w:type="dxa" w:w="30"/>
+              <w:left w:type="dxa" w:w="80"/>
+              <w:bottom w:type="dxa" w:w="30"/>
+              <w:right w:type="dxa" w:w="80"/>
+            </w:tcMar>
+            <w:vAlign w:val="center"/>
+          </w:tcPr>
+          <w:p>
+            <w:pPr>
+              <w:keepNext/>
+              <w:jc w:val="right"/>
+            </w:pPr>
+            <w:r>
+              <w:rPr>
+                <w:rFonts w:ascii="Calibri" w:cs="Calibri" w:eastAsia="Calibri" w:hAnsi="Calibri"/>
+                <w:sz w:val="19"/>
+                <w:szCs w:val="19"/>
+              </w:rPr>
+              <w:t xml:space="preserve">19.0%</w:t>
+            </w:r>
+          </w:p>
+        </w:tc>
+      </w:tr>
+      <w:tr>
+        <w:trPr>
+          <w:cantSplit/>
+        </w:trPr>
+        <w:tc>
+          <w:tcPr>
+            <w:tcW w:type="dxa" w:w="5306"/>
+            <w:tcMar>
+              <w:top w:type="dxa" w:w="30"/>
+              <w:left w:type="dxa" w:w="80"/>
+              <w:bottom w:type="dxa" w:w="30"/>
+              <w:right w:type="dxa" w:w="80"/>
+            </w:tcMar>
+            <w:vAlign w:val="center"/>
+          </w:tcPr>
+          <w:p>
+            <w:pPr>
+              <w:keepNext/>
+              <w:jc w:val="left"/>
+            </w:pPr>
+            <w:r>
+              <w:rPr>
+                <w:rFonts w:ascii="Calibri" w:cs="Calibri" w:eastAsia="Calibri" w:hAnsi="Calibri"/>
+                <w:sz w:val="19"/>
+                <w:szCs w:val="19"/>
+              </w:rPr>
+              <w:t xml:space="preserve">Time + weather (the Stage 1 features)</w:t>
+            </w:r>
+          </w:p>
+        </w:tc>
+        <w:tc>
+          <w:tcPr>
+            <w:tcW w:type="dxa" w:w="2400"/>
+            <w:tcMar>
+              <w:top w:type="dxa" w:w="30"/>
+              <w:left w:type="dxa" w:w="80"/>
+              <w:bottom w:type="dxa" w:w="30"/>
+              <w:right w:type="dxa" w:w="80"/>
+            </w:tcMar>
+            <w:vAlign w:val="center"/>
+          </w:tcPr>
+          <w:p>
+            <w:pPr>
+              <w:keepNext/>
+              <w:jc w:val="right"/>
+            </w:pPr>
+            <w:r>
+              <w:rPr>
+                <w:rFonts w:ascii="Calibri" w:cs="Calibri" w:eastAsia="Calibri" w:hAnsi="Calibri"/>
+                <w:sz w:val="19"/>
+                <w:szCs w:val="19"/>
+              </w:rPr>
+              <w:t xml:space="preserve">5.250</w:t>
+            </w:r>
+          </w:p>
+        </w:tc>
+        <w:tc>
+          <w:tcPr>
+            <w:tcW w:type="dxa" w:w="2000"/>
+            <w:tcMar>
+              <w:top w:type="dxa" w:w="30"/>
+              <w:left w:type="dxa" w:w="80"/>
+              <w:bottom w:type="dxa" w:w="30"/>
+              <w:right w:type="dxa" w:w="80"/>
+            </w:tcMar>
+            <w:vAlign w:val="center"/>
+          </w:tcPr>
+          <w:p>
+            <w:pPr>
+              <w:keepNext/>
+              <w:jc w:val="right"/>
+            </w:pPr>
+            <w:r>
+              <w:rPr>
+                <w:rFonts w:ascii="Calibri" w:cs="Calibri" w:eastAsia="Calibri" w:hAnsi="Calibri"/>
+                <w:sz w:val="19"/>
+                <w:szCs w:val="19"/>
+              </w:rPr>
+              <w:t xml:space="preserve">19.1%</w:t>
+            </w:r>
+          </w:p>
+        </w:tc>
+      </w:tr>
+      <w:tr>
+        <w:trPr>
+          <w:cantSplit/>
+        </w:trPr>
+        <w:tc>
+          <w:tcPr>
+            <w:tcW w:type="dxa" w:w="5306"/>
+            <w:tcMar>
+              <w:top w:type="dxa" w:w="30"/>
+              <w:left w:type="dxa" w:w="80"/>
+              <w:bottom w:type="dxa" w:w="30"/>
+              <w:right w:type="dxa" w:w="80"/>
+            </w:tcMar>
+            <w:vAlign w:val="center"/>
+          </w:tcPr>
+          <w:p>
+            <w:pPr>
+              <w:keepNext/>
+              <w:jc w:val="left"/>
+            </w:pPr>
+            <w:r>
+              <w:rPr>
+                <w:rFonts w:ascii="Calibri" w:cs="Calibri" w:eastAsia="Calibri" w:hAnsi="Calibri"/>
+                <w:sz w:val="19"/>
+                <w:szCs w:val="19"/>
+              </w:rPr>
+              <w:t xml:space="preserve">Route</w:t>
+            </w:r>
+          </w:p>
+        </w:tc>
+        <w:tc>
+          <w:tcPr>
+            <w:tcW w:type="dxa" w:w="2400"/>
+            <w:tcMar>
+              <w:top w:type="dxa" w:w="30"/>
+              <w:left w:type="dxa" w:w="80"/>
+              <w:bottom w:type="dxa" w:w="30"/>
+              <w:right w:type="dxa" w:w="80"/>
+            </w:tcMar>
+            <w:vAlign w:val="center"/>
+          </w:tcPr>
+          <w:p>
+            <w:pPr>
+              <w:keepNext/>
+              <w:jc w:val="right"/>
+            </w:pPr>
+            <w:r>
+              <w:rPr>
+                <w:rFonts w:ascii="Calibri" w:cs="Calibri" w:eastAsia="Calibri" w:hAnsi="Calibri"/>
+                <w:sz w:val="19"/>
+                <w:szCs w:val="19"/>
+              </w:rPr>
+              <w:t xml:space="preserve">1.865</w:t>
+            </w:r>
+          </w:p>
+        </w:tc>
+        <w:tc>
+          <w:tcPr>
+            <w:tcW w:type="dxa" w:w="2000"/>
+            <w:tcMar>
+              <w:top w:type="dxa" w:w="30"/>
+              <w:left w:type="dxa" w:w="80"/>
+              <w:bottom w:type="dxa" w:w="30"/>
+              <w:right w:type="dxa" w:w="80"/>
+            </w:tcMar>
+            <w:vAlign w:val="center"/>
+          </w:tcPr>
+          <w:p>
+            <w:pPr>
+              <w:keepNext/>
+              <w:jc w:val="right"/>
+            </w:pPr>
+            <w:r>
+              <w:rPr>
+                <w:rFonts w:ascii="Calibri" w:cs="Calibri" w:eastAsia="Calibri" w:hAnsi="Calibri"/>
+                <w:sz w:val="19"/>
+                <w:szCs w:val="19"/>
+              </w:rPr>
+              <w:t xml:space="preserve">52.3%</w:t>
+            </w:r>
+          </w:p>
+        </w:tc>
+      </w:tr>
+      <w:tr>
+        <w:trPr>
+          <w:cantSplit/>
+        </w:trPr>
+        <w:tc>
+          <w:tcPr>
+            <w:tcW w:type="dxa" w:w="5306"/>
+            <w:tcMar>
+              <w:top w:type="dxa" w:w="30"/>
+              <w:left w:type="dxa" w:w="80"/>
+              <w:bottom w:type="dxa" w:w="30"/>
+              <w:right w:type="dxa" w:w="80"/>
+            </w:tcMar>
+            <w:vAlign w:val="center"/>
+          </w:tcPr>
+          <w:p>
+            <w:pPr>
+              <w:keepNext/>
+              <w:jc w:val="left"/>
+            </w:pPr>
+            <w:r>
+              <w:rPr>
+                <w:rFonts w:ascii="Calibri" w:cs="Calibri" w:eastAsia="Calibri" w:hAnsi="Calibri"/>
+                <w:sz w:val="19"/>
+                <w:szCs w:val="19"/>
+              </w:rPr>
+              <w:t xml:space="preserve">Route + time</w:t>
+            </w:r>
+          </w:p>
+        </w:tc>
+        <w:tc>
+          <w:tcPr>
+            <w:tcW w:type="dxa" w:w="2400"/>
+            <w:tcMar>
+              <w:top w:type="dxa" w:w="30"/>
+              <w:left w:type="dxa" w:w="80"/>
+              <w:bottom w:type="dxa" w:w="30"/>
+              <w:right w:type="dxa" w:w="80"/>
+            </w:tcMar>
+            <w:vAlign w:val="center"/>
+          </w:tcPr>
+          <w:p>
+            <w:pPr>
+              <w:keepNext/>
+              <w:jc w:val="right"/>
+            </w:pPr>
+            <w:r>
+              <w:rPr>
+                <w:rFonts w:ascii="Calibri" w:cs="Calibri" w:eastAsia="Calibri" w:hAnsi="Calibri"/>
+                <w:sz w:val="19"/>
+                <w:szCs w:val="19"/>
+              </w:rPr>
+              <w:t xml:space="preserve">1.850</w:t>
+            </w:r>
+          </w:p>
+        </w:tc>
+        <w:tc>
+          <w:tcPr>
+            <w:tcW w:type="dxa" w:w="2000"/>
+            <w:tcMar>
+              <w:top w:type="dxa" w:w="30"/>
+              <w:left w:type="dxa" w:w="80"/>
+              <w:bottom w:type="dxa" w:w="30"/>
+              <w:right w:type="dxa" w:w="80"/>
+            </w:tcMar>
+            <w:vAlign w:val="center"/>
+          </w:tcPr>
+          <w:p>
+            <w:pPr>
+              <w:keepNext/>
+              <w:jc w:val="right"/>
+            </w:pPr>
+            <w:r>
+              <w:rPr>
+                <w:rFonts w:ascii="Calibri" w:cs="Calibri" w:eastAsia="Calibri" w:hAnsi="Calibri"/>
+                <w:sz w:val="19"/>
+                <w:szCs w:val="19"/>
+              </w:rPr>
+              <w:t xml:space="preserve">52.6%</w:t>
+            </w:r>
+          </w:p>
+        </w:tc>
+      </w:tr>
+      <w:tr>
+        <w:trPr>
+          <w:cantSplit/>
+        </w:trPr>
+        <w:tc>
+          <w:tcPr>
+            <w:tcW w:type="dxa" w:w="5306"/>
+            <w:tcMar>
+              <w:top w:type="dxa" w:w="30"/>
+              <w:left w:type="dxa" w:w="80"/>
+              <w:bottom w:type="dxa" w:w="30"/>
+              <w:right w:type="dxa" w:w="80"/>
+            </w:tcMar>
+            <w:vAlign w:val="center"/>
+          </w:tcPr>
+          <w:p>
+            <w:pPr>
+              <w:keepNext/>
+              <w:jc w:val="left"/>
+            </w:pPr>
+            <w:r>
+              <w:rPr>
+                <w:rFonts w:ascii="Calibri" w:cs="Calibri" w:eastAsia="Calibri" w:hAnsi="Calibri"/>
+                <w:sz w:val="19"/>
+                <w:szCs w:val="19"/>
+              </w:rPr>
+              <w:t xml:space="preserve">Route + weather</w:t>
+            </w:r>
+          </w:p>
+        </w:tc>
+        <w:tc>
+          <w:tcPr>
+            <w:tcW w:type="dxa" w:w="2400"/>
+            <w:tcMar>
+              <w:top w:type="dxa" w:w="30"/>
+              <w:left w:type="dxa" w:w="80"/>
+              <w:bottom w:type="dxa" w:w="30"/>
+              <w:right w:type="dxa" w:w="80"/>
+            </w:tcMar>
+            <w:vAlign w:val="center"/>
+          </w:tcPr>
+          <w:p>
+            <w:pPr>
+              <w:keepNext/>
+              <w:jc w:val="right"/>
+            </w:pPr>
+            <w:r>
+              <w:rPr>
+                <w:rFonts w:ascii="Calibri" w:cs="Calibri" w:eastAsia="Calibri" w:hAnsi="Calibri"/>
+                <w:sz w:val="19"/>
+                <w:szCs w:val="19"/>
+              </w:rPr>
+              <w:t xml:space="preserve">1.875</w:t>
+            </w:r>
+          </w:p>
+        </w:tc>
+        <w:tc>
+          <w:tcPr>
+            <w:tcW w:type="dxa" w:w="2000"/>
+            <w:tcMar>
+              <w:top w:type="dxa" w:w="30"/>
+              <w:left w:type="dxa" w:w="80"/>
+              <w:bottom w:type="dxa" w:w="30"/>
+              <w:right w:type="dxa" w:w="80"/>
+            </w:tcMar>
+            <w:vAlign w:val="center"/>
+          </w:tcPr>
+          <w:p>
+            <w:pPr>
+              <w:keepNext/>
+              <w:jc w:val="right"/>
+            </w:pPr>
+            <w:r>
+              <w:rPr>
+                <w:rFonts w:ascii="Calibri" w:cs="Calibri" w:eastAsia="Calibri" w:hAnsi="Calibri"/>
+                <w:sz w:val="19"/>
+                <w:szCs w:val="19"/>
+              </w:rPr>
+              <w:t xml:space="preserve">52.2%</w:t>
+            </w:r>
+          </w:p>
+        </w:tc>
+      </w:tr>
+      <w:tr>
+        <w:trPr>
+          <w:cantSplit/>
+        </w:trPr>
+        <w:tc>
+          <w:tcPr>
+            <w:tcW w:type="dxa" w:w="5306"/>
+            <w:tcMar>
+              <w:top w:type="dxa" w:w="30"/>
+              <w:left w:type="dxa" w:w="80"/>
+              <w:bottom w:type="dxa" w:w="30"/>
+              <w:right w:type="dxa" w:w="80"/>
+            </w:tcMar>
+            <w:vAlign w:val="center"/>
+          </w:tcPr>
+          <w:p>
+            <w:pPr>
+              <w:keepNext w:val="false"/>
+              <w:jc w:val="left"/>
+            </w:pPr>
+            <w:r>
+              <w:rPr>
+                <w:rFonts w:ascii="Calibri" w:cs="Calibri" w:eastAsia="Calibri" w:hAnsi="Calibri"/>
+                <w:b/>
+                <w:bCs/>
+                <w:sz w:val="19"/>
+                <w:szCs w:val="19"/>
+              </w:rPr>
+              <w:t xml:space="preserve">Route + time + weather (chosen model)</w:t>
+            </w:r>
+          </w:p>
+        </w:tc>
+        <w:tc>
+          <w:tcPr>
+            <w:tcW w:type="dxa" w:w="2400"/>
+            <w:tcMar>
+              <w:top w:type="dxa" w:w="30"/>
+              <w:left w:type="dxa" w:w="80"/>
+              <w:bottom w:type="dxa" w:w="30"/>
+              <w:right w:type="dxa" w:w="80"/>
+            </w:tcMar>
+            <w:vAlign w:val="center"/>
+          </w:tcPr>
+          <w:p>
+            <w:pPr>
+              <w:keepNext w:val="false"/>
+              <w:jc w:val="right"/>
+            </w:pPr>
+            <w:r>
+              <w:rPr>
+                <w:rFonts w:ascii="Calibri" w:cs="Calibri" w:eastAsia="Calibri" w:hAnsi="Calibri"/>
+                <w:b/>
+                <w:bCs/>
+                <w:sz w:val="19"/>
+                <w:szCs w:val="19"/>
+              </w:rPr>
+              <w:t xml:space="preserve">1.857</w:t>
+            </w:r>
+          </w:p>
+        </w:tc>
+        <w:tc>
+          <w:tcPr>
+            <w:tcW w:type="dxa" w:w="2000"/>
+            <w:tcMar>
+              <w:top w:type="dxa" w:w="30"/>
+              <w:left w:type="dxa" w:w="80"/>
+              <w:bottom w:type="dxa" w:w="30"/>
+              <w:right w:type="dxa" w:w="80"/>
+            </w:tcMar>
+            <w:vAlign w:val="center"/>
+          </w:tcPr>
+          <w:p>
+            <w:pPr>
+              <w:keepNext w:val="false"/>
+              <w:jc w:val="right"/>
+            </w:pPr>
+            <w:r>
+              <w:rPr>
+                <w:rFonts w:ascii="Calibri" w:cs="Calibri" w:eastAsia="Calibri" w:hAnsi="Calibri"/>
+                <w:b/>
+                <w:bCs/>
+                <w:sz w:val="19"/>
+                <w:szCs w:val="19"/>
+              </w:rPr>
+              <w:t xml:space="preserve">52.5%</w:t>
+            </w:r>
+          </w:p>
+        </w:tc>
+      </w:tr>
+    </w:tbl>
+    <w:p>
+      <w:pPr>
+        <w:spacing w:after="120" w:before="100"/>
+      </w:pPr>
+      <w:r>
+        <w:t xml:space="preserve">Route length explains almost everything. Without it, the Stage 1 features barely beat a constant prediction; with route length alone, the model is almost as good as the full model. Time adds a little: on the same route, a trip takes about 10% less time at 5-6 am and about 4% more in the early afternoon than on average, and weekend trips take about 3% longer. Weather adds nothing, and adding it to route length even makes the typical error slightly worse. In the fitted model, 10 mm of rain makes a trip only about 1% shorter.</w:t>
       </w:r>
     </w:p>
     <w:p>
@@ -2717,7 +3418,7 @@
         <w:spacing w:after="120" w:before="0"/>
       </w:pPr>
       <w:r>
-        <w:t xml:space="preserve">The test set, the 2025 season, was used neither to train the methods nor to choose between them. On it, the chosen method has a </w:t>
+        <w:t xml:space="preserve">The 2025 test season was not used for training or for choosing the method. On it, the chosen method has a </w:t>
       </w:r>
       <w:r>
         <w:rPr>
@@ -2727,7 +3428,7 @@
         <w:t xml:space="preserve">test MAE of 11.55 minutes and a test MedAE of 1.91 minutes</w:t>
       </w:r>
       <w:r>
-        <w:t xml:space="preserve">, and predicts 51.5% of trips within two minutes (Table 2). This is close to its validation performance (1.86 min, 52.5%), so the model generalises to a new season, and it reduces the constant's typical error by 65%. The ranking of the methods is unchanged: the Huber loss beats squared error by 8.2 percentage points within two minutes (CI [7.9, 8.5]), and the trees and the linear model remain practically tied. The predictions are unbiased: the median ratio of actual to predicted duration is 1.006 overall, and between 0.98 and 1.01 at every hour of the day.</w:t>
+        <w:t xml:space="preserve">, and predicts 51.5% of trips within two minutes (Table 2). This is close to its validation results, so the model also works on a new season, and the methods rank the same way as on the validation data. The predictions are not biased: on a typical trip, the ratio of actual to predicted duration is 1.006.</w:t>
       </w:r>
     </w:p>
     <w:p>
@@ -2743,7 +3444,7 @@
         <w:spacing w:after="120" w:before="0"/>
       </w:pPr>
       <w:r>
-        <w:t xml:space="preserve">We predicted the duration of city bike trips from the route, the time and the weather. The chosen method, linear regression on log(duration) with the Huber loss, predicts trips in an unseen season with a typical error of 1.9 minutes and places half of them within two minutes; a constant guess achieves 5.4 minutes and 19%. The results support three conclusions. The route explains almost all of the predictable variation. Time has a small effect that reflects the purpose of the trip rather than congestion, while daily weather adds nothing. And the choice of loss matters more than the hypothesis space: the Huber loss clearly outperforms squared error, while boosted trees add nothing over the linear model.</w:t>
+        <w:t xml:space="preserve">We predicted city bike trip durations from the route, the time and the weather. The chosen method, linear regression with the Huber loss, has a typical error of 1.9 minutes on an unseen season, against 5.4 minutes for a constant guess. The main lesson is that route length explains most of the prediction: a simple distance-divided-by-speed rule already does well, and machine learning adds a small but real improvement on top. Training with the Huber loss matters because of the extreme trips, while more complex trees and the weather add little.</w:t>
       </w:r>
     </w:p>
     <w:p>
@@ -2751,7 +3452,7 @@
         <w:spacing w:after="120" w:before="0"/>
       </w:pPr>
       <w:r>
-        <w:t xml:space="preserve">For a typical trip the problem is solved satisfactorily, but there is room for improvement. The MAE (11.5 min) stays far above the MedAE (1.9 min), because forgotten rentals and riders' stops cannot be predicted from these features. The physics baseline already achieves most of the accuracy, so learning adds a real but modest refinement. Daily weather is coarse, route lengths fall back to cruder estimates for 2.6% of test trips (new stations and rare routes), and the models were trained on a 400,000-trip sample. Promising directions are hourly weather observations, station coordinates to estimate the length of unseen routes, training on the full dataset, and a separate classifier that flags likely forgotten rentals.</w:t>
+        <w:t xml:space="preserve">For a typical trip, the problem is solved well. The average error (about 11.5 minutes) stays much larger than the typical error because it is dominated by bikes that were never returned and by riders who stop along the way, which our features cannot predict. The results could be improved with hourly instead of daily weather, station coordinates to estimate the length of routes without history, training on all trips instead of a sample, and a separate model that detects bikes that were not returned.</w:t>
       </w:r>
     </w:p>
     <w:p>
@@ -2767,7 +3468,7 @@
         <w:spacing w:after="120" w:before="0"/>
       </w:pPr>
       <w:r>
-        <w:t xml:space="preserve">We used generative AI (Claude, by Anthropic) throughout Stage 2: to propose and implement analyses (the distance-speed decomposition, the feature ablation, the outlier-sensitivity experiment and the day-block bootstrap); to write, run and debug the notebook code; to discuss the problem formulation, including the distinction between a trip's recorded distance and its route; and to draft and edit this report. The design decisions were ours: adopting the revised feature set, comparing three models, and deriving route length from trip history rather than station coordinates. We checked the code, results and text before submission.</w:t>
+        <w:t xml:space="preserve">We used generative AI (Claude, by Anthropic) throughout Stage 2. It helped us plan and carry out the analyses, write and debug the notebook code, think through the problem formulation (including the difference between a trip's recorded distance and its route), and draft and edit this report. We made the main design decisions ourselves: adding route length, comparing three methods, and computing route length from past trips. We checked the code, results and text before submitting.</w:t>
       </w:r>
     </w:p>
     <w:p>
@@ -2783,9 +3484,9 @@
         <w:spacing w:after="40"/>
       </w:pPr>
       <w:r>
-        <w:t xml:space="preserve">[1] HSL (Helsinki Region Transport). Helsinki and Espoo city bike trip data. </w:t>
-      </w:r>
-      <w:hyperlink w:history="1" r:id="rIdpt24rkd_x748dhfppyvmy">
+        <w:t xml:space="preserve">[1] HSL (Helsinki Region Transport). Helsinki and Espoo city bike trip data (CC BY 4.0). </w:t>
+      </w:r>
+      <w:hyperlink w:history="1" r:id="rIdfwqoxbpli1txbs7jtqxxx">
         <w:r>
           <w:rPr>
             <w:rStyle w:val="Hyperlink"/>
@@ -2799,9 +3500,9 @@
         <w:spacing w:after="40"/>
       </w:pPr>
       <w:r>
-        <w:t xml:space="preserve">[2] Finnish Meteorological Institute. Open data, weather observations. </w:t>
-      </w:r>
-      <w:hyperlink w:history="1" r:id="rId5ckphj6d0scipgczh3mhf">
+        <w:t xml:space="preserve">[2] Finnish Meteorological Institute. Open data, weather observations (CC BY 4.0). </w:t>
+      </w:r>
+      <w:hyperlink w:history="1" r:id="rIdehmlc7eagq3_bhtghuwcg">
         <w:r>
           <w:rPr>
             <w:rStyle w:val="Hyperlink"/>
@@ -2817,7 +3518,7 @@
       <w:r>
         <w:t xml:space="preserve">[3] Jung, A. Machine Learning: The Basics. </w:t>
       </w:r>
-      <w:hyperlink w:history="1" r:id="rIdfq-6pjvzqpczsv2glagse">
+      <w:hyperlink w:history="1" r:id="rIdoig6pnsma8qvj_fzggbkt">
         <w:r>
           <w:rPr>
             <w:rStyle w:val="Hyperlink"/>
@@ -2893,7 +3594,7 @@
         <w:spacing w:after="120" w:before="0"/>
       </w:pPr>
       <w:r>
-        <w:t xml:space="preserve">The complete notebook (ML_bike.ipynb), which preprocesses the data and trains and evaluates all methods, is attached on the following pages.</w:t>
+        <w:t xml:space="preserve">The full notebook (ML_bike.ipynb), which prepares the data and trains and evaluates all methods, is attached on the following pages.</w:t>
       </w:r>
     </w:p>
     <w:sectPr>
@@ -3066,8 +3767,26 @@
       </w:pPr>
     </w:lvl>
   </w:abstractNum>
+  <w:abstractNum w:abstractNumId="2" w15:restartNumberingAfterBreak="0">
+    <w:multiLevelType w:val="hybridMultilevel"/>
+    <w:lvl w:ilvl="0" w:tentative="1">
+      <w:start w:val="1"/>
+      <w:numFmt w:val="bullet"/>
+      <w:lvlText w:val="•"/>
+      <w:lvlJc w:val="left"/>
+      <w:pPr>
+        <w:ind w:left="400" w:hanging="240"/>
+      </w:pPr>
+    </w:lvl>
+  </w:abstractNum>
   <w:num w:numId="1">
     <w:abstractNumId w:val="1"/>
+    <w:lvlOverride w:ilvl="0">
+      <w:startOverride w:val="1"/>
+    </w:lvlOverride>
+  </w:num>
+  <w:num w:numId="2">
+    <w:abstractNumId w:val="2"/>
     <w:lvlOverride w:ilvl="0">
       <w:startOverride w:val="1"/>
     </w:lvlOverride>

--- a/ML_bike_stage2/Stage2_Report_Draft.docx
+++ b/ML_bike_stage2/Stage2_Report_Draft.docx
@@ -999,7 +999,17 @@
         <w:spacing w:after="120" w:before="0"/>
       </w:pPr>
       <w:r>
-        <w:t xml:space="preserve">This gives three methods: linear regression with squared error, linear regression with Huber loss, and trees with absolute error. We evaluate them in minutes, using the mean absolute error (MAE), the median absolute error (MedAE, the error on a typical trip) and the share of trips predicted within two minutes.</w:t>
+        <w:t xml:space="preserve">This gives three methods: linear regression with squared error, linear regression with Huber loss, and trees with absolute error. We evaluate them in minutes, using the mean absolute error (MAE), the median absolute error (MedAE, the error on a typical trip) and the </w:t>
+      </w:r>
+      <w:r>
+        <w:rPr>
+          <w:b/>
+          <w:bCs/>
+        </w:rPr>
+        <w:t xml:space="preserve">share of trips with an error of at most 2 minutes</w:t>
+      </w:r>
+      <w:r>
+        <w:t xml:space="preserve">: trips whose predicted duration is within 2 minutes of the actual duration, however long the trip is.</w:t>
       </w:r>
     </w:p>
     <w:p>
@@ -1040,7 +1050,7 @@
         <w:spacing w:after="60" w:before="40"/>
       </w:pPr>
       <w:r>
-        <w:t xml:space="preserve">Table 2. Errors in minutes, and share of trips predicted within 2 minutes. The chosen method is in bold.</w:t>
+        <w:t xml:space="preserve">Table 2. Errors in minutes, and share of trips with an error of at most 2 minutes. The chosen method is in bold.</w:t>
       </w:r>
     </w:p>
     <w:tbl>
@@ -1344,7 +1354,7 @@
                 <w:sz w:val="19"/>
                 <w:szCs w:val="19"/>
               </w:rPr>
-              <w:t xml:space="preserve">≤ 2 min</w:t>
+              <w:t xml:space="preserve">Error ≤ 2 min</w:t>
             </w:r>
           </w:p>
         </w:tc>
@@ -1431,7 +1441,7 @@
                 <w:sz w:val="19"/>
                 <w:szCs w:val="19"/>
               </w:rPr>
-              <w:t xml:space="preserve">≤ 2 min</w:t>
+              <w:t xml:space="preserve">Error ≤ 2 min</w:t>
             </w:r>
           </w:p>
         </w:tc>
@@ -2696,7 +2706,7 @@
         <w:t xml:space="preserve">Machine learning adds a small but real improvement.</w:t>
       </w:r>
       <w:r>
-        <w:t xml:space="preserve"> The best methods bring the typical error down to about 1.85 minutes and predict 3.3 percentage points more trips within two minutes than the physics baseline (95% CI [3.1, 3.5]). Part of the gain comes from details the simple rule misses: longer routes are ridden faster, so doubling a route makes a trip about 80% longer rather than twice as long.</w:t>
+        <w:t xml:space="preserve"> The best methods bring the typical error down to about 1.85 minutes and give 3.3 percentage points more trips with an error of at most 2 minutes than the physics baseline (95% CI [3.1, 3.5]). Part of the gain comes from details the simple rule misses: longer routes are ridden faster, so doubling a route makes a trip about 80% longer rather than twice as long.</w:t>
       </w:r>
     </w:p>
     <w:p>
@@ -2716,7 +2726,7 @@
         <w:t xml:space="preserve">The Huber loss matters.</w:t>
       </w:r>
       <w:r>
-        <w:t xml:space="preserve"> With squared error, the few extreme trips still pull predictions up by about half a minute, so this method does worse than the physics baseline on typical trips. With the Huber loss, 6.4 percentage points more trips are predicted within two minutes (CI [6.1, 6.6]). Removing the longest 0.1% of training trips also moves the squared-error model's predictions about ten times more than the Huber model's.</w:t>
+        <w:t xml:space="preserve"> With squared error, the few extreme trips still pull predictions up by about half a minute, so this method does worse than the physics baseline on typical trips. With the Huber loss, 6.4 percentage points more trips have an error of at most 2 minutes (CI [6.1, 6.6]). Removing the longest 0.1% of training trips also moves the squared-error model's predictions about ten times more than the Huber model's.</w:t>
       </w:r>
     </w:p>
     <w:p>
@@ -2736,7 +2746,7 @@
         <w:t xml:space="preserve">Trees do not help.</w:t>
       </w:r>
       <w:r>
-        <w:t xml:space="preserve"> The trees and the Huber model are practically tied. The linear model's MAE is 0.05 minutes (about three seconds) lower, and both predict the same share of trips within two minutes.</w:t>
+        <w:t xml:space="preserve"> The trees and the Huber model are practically tied. The linear model's MAE is 0.05 minutes (about three seconds) lower, and both have the same share of trips with an error of at most 2 minutes.</w:t>
       </w:r>
     </w:p>
     <w:p>
@@ -2887,7 +2897,7 @@
                 <w:sz w:val="19"/>
                 <w:szCs w:val="19"/>
               </w:rPr>
-              <w:t xml:space="preserve">Within 2 min</w:t>
+              <w:t xml:space="preserve">Error ≤ 2 min</w:t>
             </w:r>
           </w:p>
         </w:tc>
@@ -3428,7 +3438,7 @@
         <w:t xml:space="preserve">test MAE of 11.55 minutes and a test MedAE of 1.91 minutes</w:t>
       </w:r>
       <w:r>
-        <w:t xml:space="preserve">, and predicts 51.5% of trips within two minutes (Table 2). This is close to its validation results, so the model also works on a new season, and the methods rank the same way as on the validation data. The predictions are not biased: on a typical trip, the ratio of actual to predicted duration is 1.006.</w:t>
+        <w:t xml:space="preserve">, and predicts 51.5% of trips to within 2 minutes of their actual duration (Table 2). This is close to its validation results, so the model also works on a new season, and the methods rank the same way as on the validation data. The predictions are not biased: on a typical trip, the ratio of actual to predicted duration is 1.006.</w:t>
       </w:r>
     </w:p>
     <w:p>
@@ -3486,7 +3496,7 @@
       <w:r>
         <w:t xml:space="preserve">[1] HSL (Helsinki Region Transport). Helsinki and Espoo city bike trip data (CC BY 4.0). </w:t>
       </w:r>
-      <w:hyperlink w:history="1" r:id="rIdfwqoxbpli1txbs7jtqxxx">
+      <w:hyperlink w:history="1" r:id="rId7cpdti6wipqq4mynylyip">
         <w:r>
           <w:rPr>
             <w:rStyle w:val="Hyperlink"/>
@@ -3502,7 +3512,7 @@
       <w:r>
         <w:t xml:space="preserve">[2] Finnish Meteorological Institute. Open data, weather observations (CC BY 4.0). </w:t>
       </w:r>
-      <w:hyperlink w:history="1" r:id="rIdehmlc7eagq3_bhtghuwcg">
+      <w:hyperlink w:history="1" r:id="rIdj6ak37ib6czzguwfqyxqd">
         <w:r>
           <w:rPr>
             <w:rStyle w:val="Hyperlink"/>
@@ -3518,7 +3528,7 @@
       <w:r>
         <w:t xml:space="preserve">[3] Jung, A. Machine Learning: The Basics. </w:t>
       </w:r>
-      <w:hyperlink w:history="1" r:id="rIdoig6pnsma8qvj_fzggbkt">
+      <w:hyperlink w:history="1" r:id="rIdhnvsxzmzo8rg5si-s6w8c">
         <w:r>
           <w:rPr>
             <w:rStyle w:val="Hyperlink"/>
